--- a/250051_SectionManager_QualityControl.docx
+++ b/250051_SectionManager_QualityControl.docx
@@ -103,7 +103,14 @@
                 <w:rFonts w:ascii="Browallia New" w:eastAsia="Browallia New" w:hAnsi="Browallia New" w:cs="Browallia New"/>
                 <w:sz w:val="26"/>
               </w:rPr>
-              <w:t>1) กรอกข้อมูลในช่องสีเหลืองเท่านั้น ข้อความสีเทาตัวเอียงเป็นเพียงตัวอย่าง ลบออกแล้วพิมพ์ข้อมูลจริงแทน</w:t>
+              <w:t xml:space="preserve">1) </w:t>
+            </w:r>
+            <w:r>
+              <w:rPr>
+                <w:rFonts w:ascii="Browallia New" w:eastAsia="Browallia New" w:hAnsi="Browallia New" w:cs="Browallia New"/>
+                <w:sz w:val="26"/>
+              </w:rPr>
+              <w:t>กรอกข้อมูลในช่องสีเหลืองเท่านั้น ข้อความสีเทาตัวเอียงเป็นเพียงตัวอย่าง ลบออกแล้วพิมพ์ข้อมูลจริงแทน</w:t>
             </w:r>
           </w:p>
           <w:p>
@@ -115,7 +122,14 @@
                 <w:rFonts w:ascii="Browallia New" w:eastAsia="Browallia New" w:hAnsi="Browallia New" w:cs="Browallia New"/>
                 <w:sz w:val="26"/>
               </w:rPr>
-              <w:t>2) จัดทำร่วมกันระหว่างผู้ดำรงตำแหน่งปัจจุบัน</w:t>
+              <w:t xml:space="preserve">2) </w:t>
+            </w:r>
+            <w:r>
+              <w:rPr>
+                <w:rFonts w:ascii="Browallia New" w:eastAsia="Browallia New" w:hAnsi="Browallia New" w:cs="Browallia New"/>
+                <w:sz w:val="26"/>
+              </w:rPr>
+              <w:t>จัดทำร่วมกันระหว่างผู้ดำรงตำแหน่งปัจจุบัน</w:t>
             </w:r>
             <w:r>
               <w:rPr>
@@ -143,7 +157,14 @@
                 <w:rFonts w:ascii="Browallia New" w:eastAsia="Browallia New" w:hAnsi="Browallia New" w:cs="Browallia New"/>
                 <w:sz w:val="26"/>
               </w:rPr>
-              <w:t>3) ระดับความเชี่ยวชาญ (Proficiency Level) ให้ใช้เกณฑ์ 1-5 ตามตารางในหัวข้อ 4ค</w:t>
+              <w:t xml:space="preserve">3) </w:t>
+            </w:r>
+            <w:r>
+              <w:rPr>
+                <w:rFonts w:ascii="Browallia New" w:eastAsia="Browallia New" w:hAnsi="Browallia New" w:cs="Browallia New"/>
+                <w:sz w:val="26"/>
+              </w:rPr>
+              <w:t>ระดับความเชี่ยวชาญ (Proficiency Level) ให้ใช้เกณฑ์ 1-5 ตามตารางในหัวข้อ 4ค</w:t>
             </w:r>
           </w:p>
           <w:p>
@@ -155,7 +176,14 @@
                 <w:rFonts w:ascii="Browallia New" w:eastAsia="Browallia New" w:hAnsi="Browallia New" w:cs="Browallia New"/>
                 <w:sz w:val="26"/>
               </w:rPr>
-              <w:t>4) เมื่อกรอกครบถ้วนแล้ว ให้ลงนามรับรองตามลำดับในหน้าถัดไป ก่อนนำส่ง HR Business Partner ของสายงาน</w:t>
+              <w:t xml:space="preserve">4) </w:t>
+            </w:r>
+            <w:r>
+              <w:rPr>
+                <w:rFonts w:ascii="Browallia New" w:eastAsia="Browallia New" w:hAnsi="Browallia New" w:cs="Browallia New"/>
+                <w:sz w:val="26"/>
+              </w:rPr>
+              <w:t>เมื่อกรอกครบถ้วนแล้ว ให้ลงนามรับรองตามลำดับในหน้าถัดไป ก่อนนำส่ง HR Business Partner ของสายงาน</w:t>
             </w:r>
           </w:p>
           <w:p>
@@ -167,7 +195,14 @@
                 <w:rFonts w:ascii="Browallia New" w:eastAsia="Browallia New" w:hAnsi="Browallia New" w:cs="Browallia New"/>
                 <w:sz w:val="26"/>
               </w:rPr>
-              <w:t>5) เอกสารฉบับนี้จัดเป็นข้อมูลลับ (Confidential) ใช้ภายในองค์กรเพื่อการบริหารแผนสืบทอดตำแหน่งเท่านั้น ห้ามเผยแพร่หรือส่งต่อโดยไม่ได้รับอนุญาต</w:t>
+              <w:t xml:space="preserve">5) </w:t>
+            </w:r>
+            <w:r>
+              <w:rPr>
+                <w:rFonts w:ascii="Browallia New" w:eastAsia="Browallia New" w:hAnsi="Browallia New" w:cs="Browallia New"/>
+                <w:sz w:val="26"/>
+              </w:rPr>
+              <w:t>เอกสารฉบับนี้จัดเป็นข้อมูลลับ (Confidential) ใช้ภายในองค์กรเพื่อการบริหารแผนสืบทอดตำแหน่งเท่านั้น ห้ามเผยแพร่หรือส่งต่อโดยไม่ได้รับอนุญาต</w:t>
             </w:r>
           </w:p>
         </w:tc>
@@ -450,28 +485,21 @@
           <w:p>
             <w:pPr>
               <w:rPr>
-                <w:cs/>
+                <w:iCs/>
+                <w:sz w:val="28"/>
+                <w:szCs w:val="28"/>
                 <w:lang w:val="en-US" w:bidi="th-TH"/>
               </w:rPr>
             </w:pPr>
             <w:r>
               <w:rPr>
                 <w:rFonts w:ascii="Browallia New" w:eastAsia="Browallia New" w:hAnsi="Browallia New" w:cs="Browallia New"/>
-                <w:i/>
-                <w:color w:val="808080"/>
+                <w:iCs/>
+                <w:sz w:val="28"/>
+                <w:szCs w:val="28"/>
                 <w:lang w:val="en-US" w:bidi="th-TH"/>
               </w:rPr>
-              <w:t>HR</w:t>
-            </w:r>
-            <w:r>
-              <w:rPr>
-                <w:rFonts w:ascii="Browallia New" w:eastAsia="Browallia New" w:hAnsi="Browallia New" w:cs="Browallia New" w:hint="cs"/>
-                <w:i/>
-                <w:color w:val="808080"/>
-                <w:cs/>
-                <w:lang w:val="en-US" w:bidi="th-TH"/>
-              </w:rPr>
-              <w:t xml:space="preserve"> จะเติมข้อมูลส่วนนี้ให้</w:t>
+              <w:t>Section Manager</w:t>
             </w:r>
           </w:p>
         </w:tc>
@@ -499,24 +527,22 @@
             <w:tcW w:w="5331" w:type="dxa"/>
           </w:tcPr>
           <w:p>
-            <w:r>
-              <w:rPr>
-                <w:rFonts w:ascii="Browallia New" w:eastAsia="Browallia New" w:hAnsi="Browallia New" w:cs="Browallia New"/>
-                <w:i/>
-                <w:color w:val="808080"/>
+            <w:pPr>
+              <w:rPr>
+                <w:iCs/>
+                <w:sz w:val="28"/>
+                <w:szCs w:val="28"/>
+              </w:rPr>
+            </w:pPr>
+            <w:r>
+              <w:rPr>
+                <w:rFonts w:ascii="Browallia New" w:eastAsia="Browallia New" w:hAnsi="Browallia New" w:cs="Browallia New"/>
+                <w:iCs/>
+                <w:sz w:val="28"/>
+                <w:szCs w:val="28"/>
                 <w:lang w:val="en-US" w:bidi="th-TH"/>
               </w:rPr>
-              <w:t>HR</w:t>
-            </w:r>
-            <w:r>
-              <w:rPr>
-                <w:rFonts w:ascii="Browallia New" w:eastAsia="Browallia New" w:hAnsi="Browallia New" w:cs="Browallia New" w:hint="cs"/>
-                <w:i/>
-                <w:color w:val="808080"/>
-                <w:cs/>
-                <w:lang w:val="en-US" w:bidi="th-TH"/>
-              </w:rPr>
-              <w:t xml:space="preserve"> จะเติมข้อมูลส่วนนี้ให้</w:t>
+              <w:t>-</w:t>
             </w:r>
           </w:p>
         </w:tc>
@@ -544,24 +570,22 @@
             <w:tcW w:w="5331" w:type="dxa"/>
           </w:tcPr>
           <w:p>
-            <w:r>
-              <w:rPr>
-                <w:rFonts w:ascii="Browallia New" w:eastAsia="Browallia New" w:hAnsi="Browallia New" w:cs="Browallia New"/>
-                <w:i/>
-                <w:color w:val="808080"/>
+            <w:pPr>
+              <w:rPr>
+                <w:iCs/>
+                <w:sz w:val="28"/>
+                <w:szCs w:val="28"/>
+              </w:rPr>
+            </w:pPr>
+            <w:r>
+              <w:rPr>
+                <w:rFonts w:ascii="Browallia New" w:eastAsia="Browallia New" w:hAnsi="Browallia New" w:cs="Browallia New"/>
+                <w:iCs/>
+                <w:sz w:val="28"/>
+                <w:szCs w:val="28"/>
                 <w:lang w:val="en-US" w:bidi="th-TH"/>
               </w:rPr>
-              <w:t>HR</w:t>
-            </w:r>
-            <w:r>
-              <w:rPr>
-                <w:rFonts w:ascii="Browallia New" w:eastAsia="Browallia New" w:hAnsi="Browallia New" w:cs="Browallia New" w:hint="cs"/>
-                <w:i/>
-                <w:color w:val="808080"/>
-                <w:cs/>
-                <w:lang w:val="en-US" w:bidi="th-TH"/>
-              </w:rPr>
-              <w:t xml:space="preserve"> จะเติมข้อมูลส่วนนี้ให้</w:t>
+              <w:t>Quality Management</w:t>
             </w:r>
           </w:p>
         </w:tc>
@@ -589,24 +613,22 @@
             <w:tcW w:w="5331" w:type="dxa"/>
           </w:tcPr>
           <w:p>
-            <w:r>
-              <w:rPr>
-                <w:rFonts w:ascii="Browallia New" w:eastAsia="Browallia New" w:hAnsi="Browallia New" w:cs="Browallia New"/>
-                <w:i/>
-                <w:color w:val="808080"/>
-                <w:lang w:val="en-US" w:bidi="th-TH"/>
-              </w:rPr>
-              <w:t>HR</w:t>
-            </w:r>
-            <w:r>
-              <w:rPr>
-                <w:rFonts w:ascii="Browallia New" w:eastAsia="Browallia New" w:hAnsi="Browallia New" w:cs="Browallia New" w:hint="cs"/>
-                <w:i/>
-                <w:color w:val="808080"/>
-                <w:cs/>
-                <w:lang w:val="en-US" w:bidi="th-TH"/>
-              </w:rPr>
-              <w:t xml:space="preserve"> จะเติมข้อมูลส่วนนี้ให้</w:t>
+            <w:pPr>
+              <w:rPr>
+                <w:iCs/>
+                <w:sz w:val="28"/>
+                <w:szCs w:val="28"/>
+              </w:rPr>
+            </w:pPr>
+            <w:r>
+              <w:rPr>
+                <w:rFonts w:ascii="Browallia New" w:eastAsia="Browallia New" w:hAnsi="Browallia New" w:cs="Browallia New"/>
+                <w:iCs/>
+                <w:sz w:val="28"/>
+                <w:szCs w:val="28"/>
+                <w:lang w:bidi="th-TH"/>
+              </w:rPr>
+              <w:t>Laboratory &amp; Quality System</w:t>
             </w:r>
           </w:p>
         </w:tc>
@@ -634,24 +656,23 @@
             <w:tcW w:w="5331" w:type="dxa"/>
           </w:tcPr>
           <w:p>
-            <w:r>
-              <w:rPr>
-                <w:rFonts w:ascii="Browallia New" w:eastAsia="Browallia New" w:hAnsi="Browallia New" w:cs="Browallia New"/>
-                <w:i/>
-                <w:color w:val="808080"/>
-                <w:lang w:val="en-US" w:bidi="th-TH"/>
-              </w:rPr>
-              <w:t>HR</w:t>
-            </w:r>
-            <w:r>
-              <w:rPr>
-                <w:rFonts w:ascii="Browallia New" w:eastAsia="Browallia New" w:hAnsi="Browallia New" w:cs="Browallia New" w:hint="cs"/>
-                <w:i/>
-                <w:color w:val="808080"/>
+            <w:pPr>
+              <w:rPr>
+                <w:iCs/>
+                <w:sz w:val="28"/>
+                <w:szCs w:val="28"/>
+              </w:rPr>
+            </w:pPr>
+            <w:r>
+              <w:rPr>
+                <w:rFonts w:ascii="Browallia New" w:eastAsia="Browallia New" w:hAnsi="Browallia New" w:cs="Browallia New"/>
+                <w:iCs/>
+                <w:sz w:val="28"/>
+                <w:szCs w:val="28"/>
                 <w:cs/>
-                <w:lang w:val="en-US" w:bidi="th-TH"/>
-              </w:rPr>
-              <w:t xml:space="preserve"> จะเติมข้อมูลส่วนนี้ให้</w:t>
+                <w:lang w:val="en-US"/>
+              </w:rPr>
+              <w:t>ธำรงค์ รักถิ่น</w:t>
             </w:r>
           </w:p>
         </w:tc>
@@ -679,24 +700,23 @@
             <w:tcW w:w="5331" w:type="dxa"/>
           </w:tcPr>
           <w:p>
-            <w:r>
-              <w:rPr>
-                <w:rFonts w:ascii="Browallia New" w:eastAsia="Browallia New" w:hAnsi="Browallia New" w:cs="Browallia New"/>
-                <w:i/>
-                <w:color w:val="808080"/>
-                <w:lang w:val="en-US" w:bidi="th-TH"/>
-              </w:rPr>
-              <w:t>HR</w:t>
-            </w:r>
-            <w:r>
-              <w:rPr>
-                <w:rFonts w:ascii="Browallia New" w:eastAsia="Browallia New" w:hAnsi="Browallia New" w:cs="Browallia New" w:hint="cs"/>
-                <w:i/>
-                <w:color w:val="808080"/>
+            <w:pPr>
+              <w:rPr>
+                <w:iCs/>
+                <w:sz w:val="28"/>
+                <w:szCs w:val="28"/>
+              </w:rPr>
+            </w:pPr>
+            <w:r>
+              <w:rPr>
+                <w:rFonts w:ascii="Browallia New" w:eastAsia="Browallia New" w:hAnsi="Browallia New" w:cs="Browallia New"/>
+                <w:iCs/>
+                <w:sz w:val="28"/>
+                <w:szCs w:val="28"/>
                 <w:cs/>
                 <w:lang w:val="en-US" w:bidi="th-TH"/>
               </w:rPr>
-              <w:t xml:space="preserve"> จะเติมข้อมูลส่วนนี้ให้</w:t>
+              <w:t>ธีรนี กิตติธีระนนทร์</w:t>
             </w:r>
           </w:p>
         </w:tc>
@@ -810,7 +830,16 @@
                 <w:color w:val="C8102E"/>
                 <w:sz w:val="26"/>
               </w:rPr>
-              <w:t>(จัดทำ)</w:t>
+              <w:t>(</w:t>
+            </w:r>
+            <w:r>
+              <w:rPr>
+                <w:rFonts w:ascii="Browallia New" w:eastAsia="Browallia New" w:hAnsi="Browallia New" w:cs="Browallia New"/>
+                <w:i/>
+                <w:color w:val="C8102E"/>
+                <w:sz w:val="26"/>
+              </w:rPr>
+              <w:t>จัดทำ)</w:t>
             </w:r>
           </w:p>
           <w:p>
@@ -870,7 +899,16 @@
                 <w:color w:val="C8102E"/>
                 <w:sz w:val="26"/>
               </w:rPr>
-              <w:t>(ตรวจสอบความถูกต้อง)</w:t>
+              <w:t>(</w:t>
+            </w:r>
+            <w:r>
+              <w:rPr>
+                <w:rFonts w:ascii="Browallia New" w:eastAsia="Browallia New" w:hAnsi="Browallia New" w:cs="Browallia New"/>
+                <w:i/>
+                <w:color w:val="C8102E"/>
+                <w:sz w:val="26"/>
+              </w:rPr>
+              <w:t>ตรวจสอบความถูกต้อง)</w:t>
             </w:r>
           </w:p>
           <w:p>
@@ -918,7 +956,16 @@
                 <w:color w:val="C8102E"/>
                 <w:sz w:val="26"/>
               </w:rPr>
-              <w:t>(รับรอง)</w:t>
+              <w:t>(</w:t>
+            </w:r>
+            <w:r>
+              <w:rPr>
+                <w:rFonts w:ascii="Browallia New" w:eastAsia="Browallia New" w:hAnsi="Browallia New" w:cs="Browallia New"/>
+                <w:i/>
+                <w:color w:val="C8102E"/>
+                <w:sz w:val="26"/>
+              </w:rPr>
+              <w:t>รับรอง)</w:t>
             </w:r>
           </w:p>
           <w:p>
@@ -970,7 +1017,16 @@
                 <w:color w:val="C8102E"/>
                 <w:sz w:val="26"/>
               </w:rPr>
-              <w:t>(อนุมัติ)</w:t>
+              <w:t>(</w:t>
+            </w:r>
+            <w:r>
+              <w:rPr>
+                <w:rFonts w:ascii="Browallia New" w:eastAsia="Browallia New" w:hAnsi="Browallia New" w:cs="Browallia New"/>
+                <w:i/>
+                <w:color w:val="C8102E"/>
+                <w:sz w:val="26"/>
+              </w:rPr>
+              <w:t>อนุมัติ)</w:t>
             </w:r>
           </w:p>
           <w:p>
@@ -1124,7 +1180,15 @@
                 <w:b/>
                 <w:sz w:val="28"/>
               </w:rPr>
-              <w:t>1ก. ความสัมพันธ์</w:t>
+              <w:t>1</w:t>
+            </w:r>
+            <w:r>
+              <w:rPr>
+                <w:rFonts w:ascii="Browallia New" w:eastAsia="Browallia New" w:hAnsi="Browallia New" w:cs="Browallia New"/>
+                <w:b/>
+                <w:sz w:val="28"/>
+              </w:rPr>
+              <w:t>ก. ความสัมพันธ์</w:t>
             </w:r>
             <w:r>
               <w:rPr>
@@ -1294,17 +1358,7 @@
                 <w:color w:val="808080"/>
                 <w:lang w:val="en-US" w:bidi="th-TH"/>
               </w:rPr>
-              <w:t>HR</w:t>
-            </w:r>
-            <w:r>
-              <w:rPr>
-                <w:rFonts w:ascii="Browallia New" w:eastAsia="Browallia New" w:hAnsi="Browallia New" w:cs="Browallia New" w:hint="cs"/>
-                <w:i/>
-                <w:color w:val="808080"/>
-                <w:cs/>
-                <w:lang w:val="en-US" w:bidi="th-TH"/>
-              </w:rPr>
-              <w:t xml:space="preserve"> จะเติมข้อมูลส่วนนี้ให้</w:t>
+              <w:t>-</w:t>
             </w:r>
           </w:p>
         </w:tc>
@@ -1323,17 +1377,7 @@
                 <w:color w:val="808080"/>
                 <w:lang w:val="en-US" w:bidi="th-TH"/>
               </w:rPr>
-              <w:t>HR</w:t>
-            </w:r>
-            <w:r>
-              <w:rPr>
-                <w:rFonts w:ascii="Browallia New" w:eastAsia="Browallia New" w:hAnsi="Browallia New" w:cs="Browallia New" w:hint="cs"/>
-                <w:i/>
-                <w:color w:val="808080"/>
-                <w:cs/>
-                <w:lang w:val="en-US" w:bidi="th-TH"/>
-              </w:rPr>
-              <w:t xml:space="preserve"> จะเติมข้อมูลส่วนนี้ให้</w:t>
+              <w:t>22</w:t>
             </w:r>
           </w:p>
         </w:tc>
@@ -1354,19 +1398,7 @@
                 <w:szCs w:val="22"/>
                 <w:lang w:val="en-US" w:bidi="th-TH"/>
               </w:rPr>
-              <w:t>HR</w:t>
-            </w:r>
-            <w:r>
-              <w:rPr>
-                <w:rFonts w:ascii="Browallia New" w:eastAsia="Browallia New" w:hAnsi="Browallia New" w:cs="Browallia New" w:hint="cs"/>
-                <w:i/>
-                <w:color w:val="808080"/>
-                <w:sz w:val="22"/>
-                <w:szCs w:val="22"/>
-                <w:cs/>
-                <w:lang w:val="en-US" w:bidi="th-TH"/>
-              </w:rPr>
-              <w:t xml:space="preserve"> จะเติมข้อมูลส่วนนี้ให้</w:t>
+              <w:t>22</w:t>
             </w:r>
           </w:p>
         </w:tc>
@@ -1997,7 +2029,15 @@
                 <w:b/>
                 <w:sz w:val="28"/>
               </w:rPr>
-              <w:t>1ข. ความสัมพันธ์</w:t>
+              <w:t>1</w:t>
+            </w:r>
+            <w:r>
+              <w:rPr>
+                <w:rFonts w:ascii="Browallia New" w:eastAsia="Browallia New" w:hAnsi="Browallia New" w:cs="Browallia New"/>
+                <w:b/>
+                <w:sz w:val="28"/>
+              </w:rPr>
+              <w:t>ข. ความสัมพันธ์</w:t>
             </w:r>
             <w:r>
               <w:rPr>
@@ -2232,7 +2272,7 @@
           <w:p>
             <w:pPr>
               <w:rPr>
-                <w:rFonts w:cstheme="minorBidi" w:hint="cs"/>
+                <w:rFonts w:cstheme="minorBidi"/>
                 <w:szCs w:val="30"/>
                 <w:cs/>
                 <w:lang w:val="en-US" w:bidi="th-TH"/>
@@ -2317,7 +2357,15 @@
                 <w:b/>
                 <w:sz w:val="28"/>
               </w:rPr>
-              <w:t>2ก. วัตถุประสงค์ของตำแหน่งงาน</w:t>
+              <w:t>2</w:t>
+            </w:r>
+            <w:r>
+              <w:rPr>
+                <w:rFonts w:ascii="Browallia New" w:eastAsia="Browallia New" w:hAnsi="Browallia New" w:cs="Browallia New"/>
+                <w:b/>
+                <w:sz w:val="28"/>
+              </w:rPr>
+              <w:t>ก. วัตถุประสงค์ของตำแหน่งงาน</w:t>
             </w:r>
           </w:p>
           <w:p>
@@ -2472,7 +2520,15 @@
                 <w:b/>
                 <w:sz w:val="28"/>
               </w:rPr>
-              <w:t>2ข. ตัวชี้วัดความสำเร็จหลักของตำแหน่ง (Key Success Indicators)</w:t>
+              <w:t>2</w:t>
+            </w:r>
+            <w:r>
+              <w:rPr>
+                <w:rFonts w:ascii="Browallia New" w:eastAsia="Browallia New" w:hAnsi="Browallia New" w:cs="Browallia New"/>
+                <w:b/>
+                <w:sz w:val="28"/>
+              </w:rPr>
+              <w:t>ข. ตัวชี้วัดความสำเร็จหลักของตำแหน่ง (Key Success Indicators)</w:t>
             </w:r>
           </w:p>
           <w:p>
@@ -2699,7 +2755,15 @@
                 <w:b/>
                 <w:sz w:val="28"/>
               </w:rPr>
-              <w:t>3ก. ขอบเขตงาน</w:t>
+              <w:t>3</w:t>
+            </w:r>
+            <w:r>
+              <w:rPr>
+                <w:rFonts w:ascii="Browallia New" w:eastAsia="Browallia New" w:hAnsi="Browallia New" w:cs="Browallia New"/>
+                <w:b/>
+                <w:sz w:val="28"/>
+              </w:rPr>
+              <w:t>ก. ขอบเขตงาน</w:t>
             </w:r>
           </w:p>
           <w:p>
@@ -2793,7 +2857,15 @@
                 <w:b/>
                 <w:sz w:val="28"/>
               </w:rPr>
-              <w:t xml:space="preserve"> ปีข้างหน้า</w:t>
+              <w:t xml:space="preserve"> </w:t>
+            </w:r>
+            <w:r>
+              <w:rPr>
+                <w:rFonts w:ascii="Browallia New" w:eastAsia="Browallia New" w:hAnsi="Browallia New" w:cs="Browallia New"/>
+                <w:b/>
+                <w:sz w:val="28"/>
+              </w:rPr>
+              <w:t>ปีข้างหน้า</w:t>
             </w:r>
           </w:p>
         </w:tc>
@@ -2849,7 +2921,7 @@
           <w:p>
             <w:pPr>
               <w:rPr>
-                <w:rFonts w:cstheme="minorBidi" w:hint="cs"/>
+                <w:rFonts w:cstheme="minorBidi"/>
                 <w:szCs w:val="30"/>
                 <w:cs/>
                 <w:lang w:val="en-US" w:bidi="th-TH"/>
@@ -3242,7 +3314,15 @@
                 <w:b/>
                 <w:sz w:val="28"/>
               </w:rPr>
-              <w:t>3ข. ความท้าทายของงาน</w:t>
+              <w:t>3</w:t>
+            </w:r>
+            <w:r>
+              <w:rPr>
+                <w:rFonts w:ascii="Browallia New" w:eastAsia="Browallia New" w:hAnsi="Browallia New" w:cs="Browallia New"/>
+                <w:b/>
+                <w:sz w:val="28"/>
+              </w:rPr>
+              <w:t>ข. ความท้าทายของงาน</w:t>
             </w:r>
           </w:p>
           <w:p>
@@ -3312,7 +3392,15 @@
                 <w:b/>
                 <w:sz w:val="28"/>
               </w:rPr>
-              <w:t xml:space="preserve"> ปีข้างหน้า</w:t>
+              <w:t xml:space="preserve"> </w:t>
+            </w:r>
+            <w:r>
+              <w:rPr>
+                <w:rFonts w:ascii="Browallia New" w:eastAsia="Browallia New" w:hAnsi="Browallia New" w:cs="Browallia New"/>
+                <w:b/>
+                <w:sz w:val="28"/>
+              </w:rPr>
+              <w:t>ปีข้างหน้า</w:t>
             </w:r>
           </w:p>
         </w:tc>
@@ -3329,7 +3417,7 @@
           <w:p>
             <w:pPr>
               <w:rPr>
-                <w:rFonts w:cs="Angsana New" w:hint="cs"/>
+                <w:rFonts w:cs="Angsana New"/>
                 <w:szCs w:val="30"/>
                 <w:cs/>
                 <w:lang w:val="en-US" w:bidi="th-TH"/>
@@ -3456,7 +3544,15 @@
                 <w:b/>
                 <w:sz w:val="28"/>
               </w:rPr>
-              <w:t>4ก. การศึกษา / คุณสมบัติทางวิชาชีพ</w:t>
+              <w:t>4</w:t>
+            </w:r>
+            <w:r>
+              <w:rPr>
+                <w:rFonts w:ascii="Browallia New" w:eastAsia="Browallia New" w:hAnsi="Browallia New" w:cs="Browallia New"/>
+                <w:b/>
+                <w:sz w:val="28"/>
+              </w:rPr>
+              <w:t>ก. การศึกษา / คุณสมบัติทางวิชาชีพ</w:t>
             </w:r>
           </w:p>
           <w:p>
@@ -3737,7 +3833,15 @@
                 <w:b/>
                 <w:sz w:val="28"/>
               </w:rPr>
-              <w:t>4ข. ประสบการณ์ทำงานที่จำเป็น</w:t>
+              <w:t>4</w:t>
+            </w:r>
+            <w:r>
+              <w:rPr>
+                <w:rFonts w:ascii="Browallia New" w:eastAsia="Browallia New" w:hAnsi="Browallia New" w:cs="Browallia New"/>
+                <w:b/>
+                <w:sz w:val="28"/>
+              </w:rPr>
+              <w:t>ข. ประสบการณ์ทำงานที่จำเป็น</w:t>
             </w:r>
           </w:p>
           <w:p>
@@ -4524,7 +4628,15 @@
                 <w:b/>
                 <w:sz w:val="28"/>
               </w:rPr>
-              <w:t>4ค. สมรรถนะ</w:t>
+              <w:t>4</w:t>
+            </w:r>
+            <w:r>
+              <w:rPr>
+                <w:rFonts w:ascii="Browallia New" w:eastAsia="Browallia New" w:hAnsi="Browallia New" w:cs="Browallia New"/>
+                <w:b/>
+                <w:sz w:val="28"/>
+              </w:rPr>
+              <w:t>ค. สมรรถนะ</w:t>
             </w:r>
           </w:p>
           <w:p>
@@ -4550,7 +4662,15 @@
           <w:b/>
           <w:sz w:val="26"/>
         </w:rPr>
-        <w:t>4ค</w:t>
+        <w:t>4</w:t>
+      </w:r>
+      <w:r>
+        <w:rPr>
+          <w:rFonts w:ascii="Browallia New" w:eastAsia="Browallia New" w:hAnsi="Browallia New" w:cs="Browallia New"/>
+          <w:b/>
+          <w:sz w:val="26"/>
+        </w:rPr>
+        <w:t>ค</w:t>
       </w:r>
       <w:r>
         <w:rPr>
@@ -4568,7 +4688,15 @@
           <w:b/>
           <w:sz w:val="26"/>
         </w:rPr>
-        <w:t>(i) สมรรถนะด้านการเป็นผู้นำ (Leadership Competencies)</w:t>
+        <w:t xml:space="preserve">(i) </w:t>
+      </w:r>
+      <w:r>
+        <w:rPr>
+          <w:rFonts w:ascii="Browallia New" w:eastAsia="Browallia New" w:hAnsi="Browallia New" w:cs="Browallia New"/>
+          <w:b/>
+          <w:sz w:val="26"/>
+        </w:rPr>
+        <w:t>สมรรถนะด้านการเป็นผู้นำ (Leadership Competencies)</w:t>
       </w:r>
     </w:p>
     <w:tbl>
@@ -4825,6 +4953,7 @@
                   <w14:uncheckedState w14:val="2610" w14:font="MS Gothic"/>
                 </w14:checkbox>
               </w:sdtPr>
+              <w:sdtEndPr/>
               <w:sdtContent>
                 <w:r>
                   <w:rPr>
@@ -4855,6 +4984,7 @@
                   <w14:uncheckedState w14:val="2610" w14:font="MS Gothic"/>
                 </w14:checkbox>
               </w:sdtPr>
+              <w:sdtEndPr/>
               <w:sdtContent>
                 <w:r>
                   <w:rPr>
@@ -4885,6 +5015,7 @@
                   <w14:uncheckedState w14:val="2610" w14:font="MS Gothic"/>
                 </w14:checkbox>
               </w:sdtPr>
+              <w:sdtEndPr/>
               <w:sdtContent>
                 <w:r>
                   <w:rPr>
@@ -4910,11 +5041,42 @@
               <w:sdtPr>
                 <w:id w:val="100004"/>
                 <w14:checkbox>
+                  <w14:checked w14:val="1"/>
+                  <w14:checkedState w14:val="2612" w14:font="MS Gothic"/>
+                  <w14:uncheckedState w14:val="2610" w14:font="MS Gothic"/>
+                </w14:checkbox>
+              </w:sdtPr>
+              <w:sdtEndPr/>
+              <w:sdtContent>
+                <w:r>
+                  <w:rPr>
+                    <w:rFonts w:ascii="MS Gothic" w:eastAsia="MS Gothic" w:hAnsi="MS Gothic" w:hint="eastAsia"/>
+                  </w:rPr>
+                  <w:t>☒</w:t>
+                </w:r>
+              </w:sdtContent>
+            </w:sdt>
+          </w:p>
+        </w:tc>
+        <w:tc>
+          <w:tcPr>
+            <w:tcW w:w="1011" w:type="dxa"/>
+            <w:shd w:val="clear" w:color="auto" w:fill="FFF2CC"/>
+          </w:tcPr>
+          <w:p>
+            <w:pPr>
+              <w:jc w:val="center"/>
+            </w:pPr>
+            <w:sdt>
+              <w:sdtPr>
+                <w:id w:val="100005"/>
+                <w14:checkbox>
                   <w14:checked w14:val="0"/>
                   <w14:checkedState w14:val="2612" w14:font="MS Gothic"/>
                   <w14:uncheckedState w14:val="2610" w14:font="MS Gothic"/>
                 </w14:checkbox>
               </w:sdtPr>
+              <w:sdtEndPr/>
               <w:sdtContent>
                 <w:r>
                   <w:rPr>
@@ -4927,6 +5089,49 @@
             </w:sdt>
           </w:p>
         </w:tc>
+      </w:tr>
+      <w:tr>
+        <w:trPr>
+          <w:jc w:val="center"/>
+        </w:trPr>
+        <w:tc>
+          <w:tcPr>
+            <w:tcW w:w="4136" w:type="dxa"/>
+          </w:tcPr>
+          <w:p>
+            <w:pPr>
+              <w:rPr>
+                <w:rFonts w:ascii="Browallia New" w:eastAsia="Browallia New" w:hAnsi="Browallia New" w:cs="Browallia New"/>
+                <w:szCs w:val="22"/>
+                <w:lang w:bidi="th-TH"/>
+              </w:rPr>
+            </w:pPr>
+            <w:r>
+              <w:rPr>
+                <w:rFonts w:ascii="Browallia New" w:eastAsia="Browallia New" w:hAnsi="Browallia New" w:cs="Browallia New"/>
+                <w:szCs w:val="22"/>
+              </w:rPr>
+              <w:t xml:space="preserve">การทำงานร่วมกัน </w:t>
+            </w:r>
+          </w:p>
+          <w:p>
+            <w:pPr>
+              <w:rPr>
+                <w:rFonts w:ascii="Browallia New" w:eastAsia="Browallia New" w:hAnsi="Browallia New" w:cs="Browallia New"/>
+                <w:szCs w:val="22"/>
+                <w:lang w:bidi="th-TH"/>
+              </w:rPr>
+            </w:pPr>
+            <w:r>
+              <w:rPr>
+                <w:rFonts w:ascii="Browallia New" w:eastAsia="Browallia New" w:hAnsi="Browallia New" w:cs="Browallia New"/>
+                <w:szCs w:val="22"/>
+              </w:rPr>
+              <w:lastRenderedPageBreak/>
+              <w:t>Collaboration</w:t>
+            </w:r>
+          </w:p>
+        </w:tc>
         <w:tc>
           <w:tcPr>
             <w:tcW w:w="1011" w:type="dxa"/>
@@ -4938,13 +5143,14 @@
             </w:pPr>
             <w:sdt>
               <w:sdtPr>
-                <w:id w:val="100005"/>
+                <w:id w:val="100006"/>
                 <w14:checkbox>
                   <w14:checked w14:val="0"/>
                   <w14:checkedState w14:val="2612" w14:font="MS Gothic"/>
                   <w14:uncheckedState w14:val="2610" w14:font="MS Gothic"/>
                 </w14:checkbox>
               </w:sdtPr>
+              <w:sdtEndPr/>
               <w:sdtContent>
                 <w:r>
                   <w:rPr>
@@ -4957,49 +5163,6 @@
             </w:sdt>
           </w:p>
         </w:tc>
-      </w:tr>
-      <w:tr>
-        <w:trPr>
-          <w:jc w:val="center"/>
-        </w:trPr>
-        <w:tc>
-          <w:tcPr>
-            <w:tcW w:w="4136" w:type="dxa"/>
-          </w:tcPr>
-          <w:p>
-            <w:pPr>
-              <w:rPr>
-                <w:rFonts w:ascii="Browallia New" w:eastAsia="Browallia New" w:hAnsi="Browallia New" w:cs="Browallia New"/>
-                <w:szCs w:val="22"/>
-                <w:lang w:bidi="th-TH"/>
-              </w:rPr>
-            </w:pPr>
-            <w:r>
-              <w:rPr>
-                <w:rFonts w:ascii="Browallia New" w:eastAsia="Browallia New" w:hAnsi="Browallia New" w:cs="Browallia New"/>
-                <w:szCs w:val="22"/>
-              </w:rPr>
-              <w:t xml:space="preserve">การทำงานร่วมกัน </w:t>
-            </w:r>
-          </w:p>
-          <w:p>
-            <w:pPr>
-              <w:rPr>
-                <w:rFonts w:ascii="Browallia New" w:eastAsia="Browallia New" w:hAnsi="Browallia New" w:cs="Browallia New"/>
-                <w:szCs w:val="22"/>
-                <w:lang w:bidi="th-TH"/>
-              </w:rPr>
-            </w:pPr>
-            <w:r>
-              <w:rPr>
-                <w:rFonts w:ascii="Browallia New" w:eastAsia="Browallia New" w:hAnsi="Browallia New" w:cs="Browallia New"/>
-                <w:szCs w:val="22"/>
-              </w:rPr>
-              <w:lastRenderedPageBreak/>
-              <w:t>Collaboration</w:t>
-            </w:r>
-          </w:p>
-        </w:tc>
         <w:tc>
           <w:tcPr>
             <w:tcW w:w="1011" w:type="dxa"/>
@@ -5011,13 +5174,14 @@
             </w:pPr>
             <w:sdt>
               <w:sdtPr>
-                <w:id w:val="100006"/>
+                <w:id w:val="100007"/>
                 <w14:checkbox>
                   <w14:checked w14:val="0"/>
                   <w14:checkedState w14:val="2612" w14:font="MS Gothic"/>
                   <w14:uncheckedState w14:val="2610" w14:font="MS Gothic"/>
                 </w14:checkbox>
               </w:sdtPr>
+              <w:sdtEndPr/>
               <w:sdtContent>
                 <w:r>
                   <w:rPr>
@@ -5041,13 +5205,14 @@
             </w:pPr>
             <w:sdt>
               <w:sdtPr>
-                <w:id w:val="100007"/>
+                <w:id w:val="100008"/>
                 <w14:checkbox>
                   <w14:checked w14:val="0"/>
                   <w14:checkedState w14:val="2612" w14:font="MS Gothic"/>
                   <w14:uncheckedState w14:val="2610" w14:font="MS Gothic"/>
                 </w14:checkbox>
               </w:sdtPr>
+              <w:sdtEndPr/>
               <w:sdtContent>
                 <w:r>
                   <w:rPr>
@@ -5071,13 +5236,44 @@
             </w:pPr>
             <w:sdt>
               <w:sdtPr>
-                <w:id w:val="100008"/>
+                <w:id w:val="100009"/>
+                <w14:checkbox>
+                  <w14:checked w14:val="1"/>
+                  <w14:checkedState w14:val="2612" w14:font="MS Gothic"/>
+                  <w14:uncheckedState w14:val="2610" w14:font="MS Gothic"/>
+                </w14:checkbox>
+              </w:sdtPr>
+              <w:sdtEndPr/>
+              <w:sdtContent>
+                <w:r>
+                  <w:rPr>
+                    <w:rFonts w:ascii="MS Gothic" w:eastAsia="MS Gothic" w:hAnsi="MS Gothic" w:hint="eastAsia"/>
+                  </w:rPr>
+                  <w:t>☒</w:t>
+                </w:r>
+              </w:sdtContent>
+            </w:sdt>
+          </w:p>
+        </w:tc>
+        <w:tc>
+          <w:tcPr>
+            <w:tcW w:w="1011" w:type="dxa"/>
+            <w:shd w:val="clear" w:color="auto" w:fill="FFF2CC"/>
+          </w:tcPr>
+          <w:p>
+            <w:pPr>
+              <w:jc w:val="center"/>
+            </w:pPr>
+            <w:sdt>
+              <w:sdtPr>
+                <w:id w:val="100010"/>
                 <w14:checkbox>
                   <w14:checked w14:val="0"/>
                   <w14:checkedState w14:val="2612" w14:font="MS Gothic"/>
                   <w14:uncheckedState w14:val="2610" w14:font="MS Gothic"/>
                 </w14:checkbox>
               </w:sdtPr>
+              <w:sdtEndPr/>
               <w:sdtContent>
                 <w:r>
                   <w:rPr>
@@ -5090,6 +5286,48 @@
             </w:sdt>
           </w:p>
         </w:tc>
+      </w:tr>
+      <w:tr>
+        <w:trPr>
+          <w:jc w:val="center"/>
+        </w:trPr>
+        <w:tc>
+          <w:tcPr>
+            <w:tcW w:w="4136" w:type="dxa"/>
+          </w:tcPr>
+          <w:p>
+            <w:pPr>
+              <w:rPr>
+                <w:rFonts w:ascii="Browallia New" w:eastAsia="Browallia New" w:hAnsi="Browallia New" w:cs="Browallia New"/>
+                <w:szCs w:val="22"/>
+                <w:lang w:bidi="th-TH"/>
+              </w:rPr>
+            </w:pPr>
+            <w:r>
+              <w:rPr>
+                <w:rFonts w:ascii="Browallia New" w:eastAsia="Browallia New" w:hAnsi="Browallia New" w:cs="Browallia New"/>
+                <w:szCs w:val="22"/>
+              </w:rPr>
+              <w:t xml:space="preserve">มุ่งเน้นลูกค้า </w:t>
+            </w:r>
+          </w:p>
+          <w:p>
+            <w:pPr>
+              <w:rPr>
+                <w:rFonts w:ascii="Browallia New" w:eastAsia="Browallia New" w:hAnsi="Browallia New" w:cs="Browallia New"/>
+                <w:szCs w:val="22"/>
+                <w:lang w:bidi="th-TH"/>
+              </w:rPr>
+            </w:pPr>
+            <w:r>
+              <w:rPr>
+                <w:rFonts w:ascii="Browallia New" w:eastAsia="Browallia New" w:hAnsi="Browallia New" w:cs="Browallia New"/>
+                <w:szCs w:val="22"/>
+              </w:rPr>
+              <w:t>Customer Focus</w:t>
+            </w:r>
+          </w:p>
+        </w:tc>
         <w:tc>
           <w:tcPr>
             <w:tcW w:w="1011" w:type="dxa"/>
@@ -5101,13 +5339,14 @@
             </w:pPr>
             <w:sdt>
               <w:sdtPr>
-                <w:id w:val="100009"/>
+                <w:id w:val="100011"/>
                 <w14:checkbox>
                   <w14:checked w14:val="0"/>
                   <w14:checkedState w14:val="2612" w14:font="MS Gothic"/>
                   <w14:uncheckedState w14:val="2610" w14:font="MS Gothic"/>
                 </w14:checkbox>
               </w:sdtPr>
+              <w:sdtEndPr/>
               <w:sdtContent>
                 <w:r>
                   <w:rPr>
@@ -5131,13 +5370,14 @@
             </w:pPr>
             <w:sdt>
               <w:sdtPr>
-                <w:id w:val="100010"/>
+                <w:id w:val="100012"/>
                 <w14:checkbox>
                   <w14:checked w14:val="0"/>
                   <w14:checkedState w14:val="2612" w14:font="MS Gothic"/>
                   <w14:uncheckedState w14:val="2610" w14:font="MS Gothic"/>
                 </w14:checkbox>
               </w:sdtPr>
+              <w:sdtEndPr/>
               <w:sdtContent>
                 <w:r>
                   <w:rPr>
@@ -5150,48 +5390,6 @@
             </w:sdt>
           </w:p>
         </w:tc>
-      </w:tr>
-      <w:tr>
-        <w:trPr>
-          <w:jc w:val="center"/>
-        </w:trPr>
-        <w:tc>
-          <w:tcPr>
-            <w:tcW w:w="4136" w:type="dxa"/>
-          </w:tcPr>
-          <w:p>
-            <w:pPr>
-              <w:rPr>
-                <w:rFonts w:ascii="Browallia New" w:eastAsia="Browallia New" w:hAnsi="Browallia New" w:cs="Browallia New"/>
-                <w:szCs w:val="22"/>
-                <w:lang w:bidi="th-TH"/>
-              </w:rPr>
-            </w:pPr>
-            <w:r>
-              <w:rPr>
-                <w:rFonts w:ascii="Browallia New" w:eastAsia="Browallia New" w:hAnsi="Browallia New" w:cs="Browallia New"/>
-                <w:szCs w:val="22"/>
-              </w:rPr>
-              <w:t xml:space="preserve">มุ่งเน้นลูกค้า </w:t>
-            </w:r>
-          </w:p>
-          <w:p>
-            <w:pPr>
-              <w:rPr>
-                <w:rFonts w:ascii="Browallia New" w:eastAsia="Browallia New" w:hAnsi="Browallia New" w:cs="Browallia New"/>
-                <w:szCs w:val="22"/>
-                <w:lang w:bidi="th-TH"/>
-              </w:rPr>
-            </w:pPr>
-            <w:r>
-              <w:rPr>
-                <w:rFonts w:ascii="Browallia New" w:eastAsia="Browallia New" w:hAnsi="Browallia New" w:cs="Browallia New"/>
-                <w:szCs w:val="22"/>
-              </w:rPr>
-              <w:t>Customer Focus</w:t>
-            </w:r>
-          </w:p>
-        </w:tc>
         <w:tc>
           <w:tcPr>
             <w:tcW w:w="1011" w:type="dxa"/>
@@ -5203,13 +5401,14 @@
             </w:pPr>
             <w:sdt>
               <w:sdtPr>
-                <w:id w:val="100011"/>
+                <w:id w:val="100013"/>
                 <w14:checkbox>
                   <w14:checked w14:val="0"/>
                   <w14:checkedState w14:val="2612" w14:font="MS Gothic"/>
                   <w14:uncheckedState w14:val="2610" w14:font="MS Gothic"/>
                 </w14:checkbox>
               </w:sdtPr>
+              <w:sdtEndPr/>
               <w:sdtContent>
                 <w:r>
                   <w:rPr>
@@ -5233,13 +5432,44 @@
             </w:pPr>
             <w:sdt>
               <w:sdtPr>
-                <w:id w:val="100012"/>
+                <w:id w:val="100014"/>
+                <w14:checkbox>
+                  <w14:checked w14:val="1"/>
+                  <w14:checkedState w14:val="2612" w14:font="MS Gothic"/>
+                  <w14:uncheckedState w14:val="2610" w14:font="MS Gothic"/>
+                </w14:checkbox>
+              </w:sdtPr>
+              <w:sdtEndPr/>
+              <w:sdtContent>
+                <w:r>
+                  <w:rPr>
+                    <w:rFonts w:ascii="MS Gothic" w:eastAsia="MS Gothic" w:hAnsi="MS Gothic" w:hint="eastAsia"/>
+                  </w:rPr>
+                  <w:t>☒</w:t>
+                </w:r>
+              </w:sdtContent>
+            </w:sdt>
+          </w:p>
+        </w:tc>
+        <w:tc>
+          <w:tcPr>
+            <w:tcW w:w="1011" w:type="dxa"/>
+            <w:shd w:val="clear" w:color="auto" w:fill="FFF2CC"/>
+          </w:tcPr>
+          <w:p>
+            <w:pPr>
+              <w:jc w:val="center"/>
+            </w:pPr>
+            <w:sdt>
+              <w:sdtPr>
+                <w:id w:val="100015"/>
                 <w14:checkbox>
                   <w14:checked w14:val="0"/>
                   <w14:checkedState w14:val="2612" w14:font="MS Gothic"/>
                   <w14:uncheckedState w14:val="2610" w14:font="MS Gothic"/>
                 </w14:checkbox>
               </w:sdtPr>
+              <w:sdtEndPr/>
               <w:sdtContent>
                 <w:r>
                   <w:rPr>
@@ -5252,6 +5482,30 @@
             </w:sdt>
           </w:p>
         </w:tc>
+      </w:tr>
+      <w:tr>
+        <w:trPr>
+          <w:jc w:val="center"/>
+        </w:trPr>
+        <w:tc>
+          <w:tcPr>
+            <w:tcW w:w="4136" w:type="dxa"/>
+          </w:tcPr>
+          <w:p>
+            <w:pPr>
+              <w:rPr>
+                <w:szCs w:val="22"/>
+              </w:rPr>
+            </w:pPr>
+            <w:r>
+              <w:rPr>
+                <w:rFonts w:ascii="Browallia New" w:eastAsia="Browallia New" w:hAnsi="Browallia New" w:cs="Browallia New"/>
+                <w:szCs w:val="22"/>
+              </w:rPr>
+              <w:t>คิดวิเคราะห์และการแก้ไขปัญหาอย่างเป็นระบบ Analytical &amp; Problem-Solving Thinking</w:t>
+            </w:r>
+          </w:p>
+        </w:tc>
         <w:tc>
           <w:tcPr>
             <w:tcW w:w="1011" w:type="dxa"/>
@@ -5263,13 +5517,14 @@
             </w:pPr>
             <w:sdt>
               <w:sdtPr>
-                <w:id w:val="100013"/>
+                <w:id w:val="100016"/>
                 <w14:checkbox>
                   <w14:checked w14:val="0"/>
                   <w14:checkedState w14:val="2612" w14:font="MS Gothic"/>
                   <w14:uncheckedState w14:val="2610" w14:font="MS Gothic"/>
                 </w14:checkbox>
               </w:sdtPr>
+              <w:sdtEndPr/>
               <w:sdtContent>
                 <w:r>
                   <w:rPr>
@@ -5293,13 +5548,14 @@
             </w:pPr>
             <w:sdt>
               <w:sdtPr>
-                <w:id w:val="100014"/>
+                <w:id w:val="100017"/>
                 <w14:checkbox>
                   <w14:checked w14:val="0"/>
                   <w14:checkedState w14:val="2612" w14:font="MS Gothic"/>
                   <w14:uncheckedState w14:val="2610" w14:font="MS Gothic"/>
                 </w14:checkbox>
               </w:sdtPr>
+              <w:sdtEndPr/>
               <w:sdtContent>
                 <w:r>
                   <w:rPr>
@@ -5323,13 +5579,14 @@
             </w:pPr>
             <w:sdt>
               <w:sdtPr>
-                <w:id w:val="100015"/>
+                <w:id w:val="100018"/>
                 <w14:checkbox>
                   <w14:checked w14:val="0"/>
                   <w14:checkedState w14:val="2612" w14:font="MS Gothic"/>
                   <w14:uncheckedState w14:val="2610" w14:font="MS Gothic"/>
                 </w14:checkbox>
               </w:sdtPr>
+              <w:sdtEndPr/>
               <w:sdtContent>
                 <w:r>
                   <w:rPr>
@@ -5342,30 +5599,6 @@
             </w:sdt>
           </w:p>
         </w:tc>
-      </w:tr>
-      <w:tr>
-        <w:trPr>
-          <w:jc w:val="center"/>
-        </w:trPr>
-        <w:tc>
-          <w:tcPr>
-            <w:tcW w:w="4136" w:type="dxa"/>
-          </w:tcPr>
-          <w:p>
-            <w:pPr>
-              <w:rPr>
-                <w:szCs w:val="22"/>
-              </w:rPr>
-            </w:pPr>
-            <w:r>
-              <w:rPr>
-                <w:rFonts w:ascii="Browallia New" w:eastAsia="Browallia New" w:hAnsi="Browallia New" w:cs="Browallia New"/>
-                <w:szCs w:val="22"/>
-              </w:rPr>
-              <w:t>คิดวิเคราะห์และการแก้ไขปัญหาอย่างเป็นระบบ Analytical &amp; Problem-Solving Thinking</w:t>
-            </w:r>
-          </w:p>
-        </w:tc>
         <w:tc>
           <w:tcPr>
             <w:tcW w:w="1011" w:type="dxa"/>
@@ -5377,13 +5610,44 @@
             </w:pPr>
             <w:sdt>
               <w:sdtPr>
-                <w:id w:val="100016"/>
+                <w:id w:val="100019"/>
+                <w14:checkbox>
+                  <w14:checked w14:val="1"/>
+                  <w14:checkedState w14:val="2612" w14:font="MS Gothic"/>
+                  <w14:uncheckedState w14:val="2610" w14:font="MS Gothic"/>
+                </w14:checkbox>
+              </w:sdtPr>
+              <w:sdtEndPr/>
+              <w:sdtContent>
+                <w:r>
+                  <w:rPr>
+                    <w:rFonts w:ascii="MS Gothic" w:eastAsia="MS Gothic" w:hAnsi="MS Gothic" w:hint="eastAsia"/>
+                  </w:rPr>
+                  <w:t>☒</w:t>
+                </w:r>
+              </w:sdtContent>
+            </w:sdt>
+          </w:p>
+        </w:tc>
+        <w:tc>
+          <w:tcPr>
+            <w:tcW w:w="1011" w:type="dxa"/>
+            <w:shd w:val="clear" w:color="auto" w:fill="FFF2CC"/>
+          </w:tcPr>
+          <w:p>
+            <w:pPr>
+              <w:jc w:val="center"/>
+            </w:pPr>
+            <w:sdt>
+              <w:sdtPr>
+                <w:id w:val="100020"/>
                 <w14:checkbox>
                   <w14:checked w14:val="0"/>
                   <w14:checkedState w14:val="2612" w14:font="MS Gothic"/>
                   <w14:uncheckedState w14:val="2610" w14:font="MS Gothic"/>
                 </w14:checkbox>
               </w:sdtPr>
+              <w:sdtEndPr/>
               <w:sdtContent>
                 <w:r>
                   <w:rPr>
@@ -5396,6 +5660,46 @@
             </w:sdt>
           </w:p>
         </w:tc>
+      </w:tr>
+      <w:tr>
+        <w:trPr>
+          <w:jc w:val="center"/>
+        </w:trPr>
+        <w:tc>
+          <w:tcPr>
+            <w:tcW w:w="4136" w:type="dxa"/>
+          </w:tcPr>
+          <w:p>
+            <w:pPr>
+              <w:rPr>
+                <w:rFonts w:ascii="Browallia New" w:eastAsia="Browallia New" w:hAnsi="Browallia New" w:cs="Browallia New"/>
+                <w:szCs w:val="22"/>
+                <w:lang w:bidi="th-TH"/>
+              </w:rPr>
+            </w:pPr>
+            <w:r>
+              <w:rPr>
+                <w:rFonts w:ascii="Browallia New" w:eastAsia="Browallia New" w:hAnsi="Browallia New" w:cs="Browallia New"/>
+                <w:szCs w:val="22"/>
+              </w:rPr>
+              <w:t xml:space="preserve">ความฉลาดทางดิจิทัล </w:t>
+            </w:r>
+          </w:p>
+          <w:p>
+            <w:pPr>
+              <w:rPr>
+                <w:szCs w:val="22"/>
+              </w:rPr>
+            </w:pPr>
+            <w:r>
+              <w:rPr>
+                <w:rFonts w:ascii="Browallia New" w:eastAsia="Browallia New" w:hAnsi="Browallia New" w:cs="Browallia New"/>
+                <w:szCs w:val="22"/>
+              </w:rPr>
+              <w:t>Digital Intelligence Quotient (DQ)</w:t>
+            </w:r>
+          </w:p>
+        </w:tc>
         <w:tc>
           <w:tcPr>
             <w:tcW w:w="1011" w:type="dxa"/>
@@ -5407,13 +5711,14 @@
             </w:pPr>
             <w:sdt>
               <w:sdtPr>
-                <w:id w:val="100017"/>
+                <w:id w:val="100021"/>
                 <w14:checkbox>
                   <w14:checked w14:val="0"/>
                   <w14:checkedState w14:val="2612" w14:font="MS Gothic"/>
                   <w14:uncheckedState w14:val="2610" w14:font="MS Gothic"/>
                 </w14:checkbox>
               </w:sdtPr>
+              <w:sdtEndPr/>
               <w:sdtContent>
                 <w:r>
                   <w:rPr>
@@ -5437,13 +5742,14 @@
             </w:pPr>
             <w:sdt>
               <w:sdtPr>
-                <w:id w:val="100018"/>
+                <w:id w:val="100022"/>
                 <w14:checkbox>
                   <w14:checked w14:val="0"/>
                   <w14:checkedState w14:val="2612" w14:font="MS Gothic"/>
                   <w14:uncheckedState w14:val="2610" w14:font="MS Gothic"/>
                 </w14:checkbox>
               </w:sdtPr>
+              <w:sdtEndPr/>
               <w:sdtContent>
                 <w:r>
                   <w:rPr>
@@ -5467,13 +5773,14 @@
             </w:pPr>
             <w:sdt>
               <w:sdtPr>
-                <w:id w:val="100019"/>
+                <w:id w:val="100023"/>
                 <w14:checkbox>
                   <w14:checked w14:val="0"/>
                   <w14:checkedState w14:val="2612" w14:font="MS Gothic"/>
                   <w14:uncheckedState w14:val="2610" w14:font="MS Gothic"/>
                 </w14:checkbox>
               </w:sdtPr>
+              <w:sdtEndPr/>
               <w:sdtContent>
                 <w:r>
                   <w:rPr>
@@ -5497,13 +5804,44 @@
             </w:pPr>
             <w:sdt>
               <w:sdtPr>
-                <w:id w:val="100020"/>
+                <w:id w:val="100024"/>
+                <w14:checkbox>
+                  <w14:checked w14:val="1"/>
+                  <w14:checkedState w14:val="2612" w14:font="MS Gothic"/>
+                  <w14:uncheckedState w14:val="2610" w14:font="MS Gothic"/>
+                </w14:checkbox>
+              </w:sdtPr>
+              <w:sdtEndPr/>
+              <w:sdtContent>
+                <w:r>
+                  <w:rPr>
+                    <w:rFonts w:ascii="MS Gothic" w:eastAsia="MS Gothic" w:hAnsi="MS Gothic" w:hint="eastAsia"/>
+                  </w:rPr>
+                  <w:t>☒</w:t>
+                </w:r>
+              </w:sdtContent>
+            </w:sdt>
+          </w:p>
+        </w:tc>
+        <w:tc>
+          <w:tcPr>
+            <w:tcW w:w="1011" w:type="dxa"/>
+            <w:shd w:val="clear" w:color="auto" w:fill="FFF2CC"/>
+          </w:tcPr>
+          <w:p>
+            <w:pPr>
+              <w:jc w:val="center"/>
+            </w:pPr>
+            <w:sdt>
+              <w:sdtPr>
+                <w:id w:val="100025"/>
                 <w14:checkbox>
                   <w14:checked w14:val="0"/>
                   <w14:checkedState w14:val="2612" w14:font="MS Gothic"/>
                   <w14:uncheckedState w14:val="2610" w14:font="MS Gothic"/>
                 </w14:checkbox>
               </w:sdtPr>
+              <w:sdtEndPr/>
               <w:sdtContent>
                 <w:r>
                   <w:rPr>
@@ -5538,13 +5876,15 @@
                 <w:rFonts w:ascii="Browallia New" w:eastAsia="Browallia New" w:hAnsi="Browallia New" w:cs="Browallia New"/>
                 <w:szCs w:val="22"/>
               </w:rPr>
-              <w:t xml:space="preserve">ความฉลาดทางดิจิทัล </w:t>
-            </w:r>
-          </w:p>
-          <w:p>
-            <w:pPr>
-              <w:rPr>
+              <w:t xml:space="preserve">การปรับตัว </w:t>
+            </w:r>
+          </w:p>
+          <w:p>
+            <w:pPr>
+              <w:rPr>
+                <w:rFonts w:ascii="Browallia New" w:eastAsia="Browallia New" w:hAnsi="Browallia New" w:cs="Browallia New"/>
                 <w:szCs w:val="22"/>
+                <w:lang w:bidi="th-TH"/>
               </w:rPr>
             </w:pPr>
             <w:r>
@@ -5552,7 +5892,7 @@
                 <w:rFonts w:ascii="Browallia New" w:eastAsia="Browallia New" w:hAnsi="Browallia New" w:cs="Browallia New"/>
                 <w:szCs w:val="22"/>
               </w:rPr>
-              <w:t>Digital Intelligence Quotient (DQ)</w:t>
+              <w:t>Adaptability</w:t>
             </w:r>
           </w:p>
         </w:tc>
@@ -5567,13 +5907,14 @@
             </w:pPr>
             <w:sdt>
               <w:sdtPr>
-                <w:id w:val="100021"/>
+                <w:id w:val="100026"/>
                 <w14:checkbox>
                   <w14:checked w14:val="0"/>
                   <w14:checkedState w14:val="2612" w14:font="MS Gothic"/>
                   <w14:uncheckedState w14:val="2610" w14:font="MS Gothic"/>
                 </w14:checkbox>
               </w:sdtPr>
+              <w:sdtEndPr/>
               <w:sdtContent>
                 <w:r>
                   <w:rPr>
@@ -5597,13 +5938,14 @@
             </w:pPr>
             <w:sdt>
               <w:sdtPr>
-                <w:id w:val="100022"/>
+                <w:id w:val="100027"/>
                 <w14:checkbox>
                   <w14:checked w14:val="0"/>
                   <w14:checkedState w14:val="2612" w14:font="MS Gothic"/>
                   <w14:uncheckedState w14:val="2610" w14:font="MS Gothic"/>
                 </w14:checkbox>
               </w:sdtPr>
+              <w:sdtEndPr/>
               <w:sdtContent>
                 <w:r>
                   <w:rPr>
@@ -5627,13 +5969,14 @@
             </w:pPr>
             <w:sdt>
               <w:sdtPr>
-                <w:id w:val="100023"/>
+                <w:id w:val="100028"/>
                 <w14:checkbox>
                   <w14:checked w14:val="0"/>
                   <w14:checkedState w14:val="2612" w14:font="MS Gothic"/>
                   <w14:uncheckedState w14:val="2610" w14:font="MS Gothic"/>
                 </w14:checkbox>
               </w:sdtPr>
+              <w:sdtEndPr/>
               <w:sdtContent>
                 <w:r>
                   <w:rPr>
@@ -5657,13 +6000,114 @@
             </w:pPr>
             <w:sdt>
               <w:sdtPr>
-                <w:id w:val="100024"/>
+                <w:id w:val="100029"/>
+                <w14:checkbox>
+                  <w14:checked w14:val="1"/>
+                  <w14:checkedState w14:val="2612" w14:font="MS Gothic"/>
+                  <w14:uncheckedState w14:val="2610" w14:font="MS Gothic"/>
+                </w14:checkbox>
+              </w:sdtPr>
+              <w:sdtEndPr/>
+              <w:sdtContent>
+                <w:r>
+                  <w:rPr>
+                    <w:rFonts w:ascii="MS Gothic" w:eastAsia="MS Gothic" w:hAnsi="MS Gothic" w:hint="eastAsia"/>
+                  </w:rPr>
+                  <w:t>☒</w:t>
+                </w:r>
+              </w:sdtContent>
+            </w:sdt>
+          </w:p>
+        </w:tc>
+        <w:tc>
+          <w:tcPr>
+            <w:tcW w:w="1011" w:type="dxa"/>
+            <w:shd w:val="clear" w:color="auto" w:fill="FFF2CC"/>
+          </w:tcPr>
+          <w:p>
+            <w:pPr>
+              <w:jc w:val="center"/>
+            </w:pPr>
+            <w:sdt>
+              <w:sdtPr>
+                <w:id w:val="100030"/>
                 <w14:checkbox>
                   <w14:checked w14:val="0"/>
                   <w14:checkedState w14:val="2612" w14:font="MS Gothic"/>
                   <w14:uncheckedState w14:val="2610" w14:font="MS Gothic"/>
                 </w14:checkbox>
               </w:sdtPr>
+              <w:sdtEndPr/>
+              <w:sdtContent>
+                <w:r>
+                  <w:rPr>
+                    <w:rFonts w:ascii="MS Gothic" w:eastAsia="MS Gothic" w:hAnsi="MS Gothic" w:hint="eastAsia"/>
+                  </w:rPr>
+                  <w:t>☐</w:t>
+                </w:r>
+              </w:sdtContent>
+            </w:sdt>
+          </w:p>
+        </w:tc>
+      </w:tr>
+      <w:tr>
+        <w:trPr>
+          <w:jc w:val="center"/>
+        </w:trPr>
+        <w:tc>
+          <w:tcPr>
+            <w:tcW w:w="4136" w:type="dxa"/>
+          </w:tcPr>
+          <w:p>
+            <w:pPr>
+              <w:rPr>
+                <w:rFonts w:ascii="Browallia New" w:eastAsia="Browallia New" w:hAnsi="Browallia New" w:cs="Browallia New"/>
+                <w:szCs w:val="22"/>
+                <w:lang w:bidi="th-TH"/>
+              </w:rPr>
+            </w:pPr>
+            <w:r>
+              <w:rPr>
+                <w:rFonts w:ascii="Browallia New" w:eastAsia="Browallia New" w:hAnsi="Browallia New" w:cs="Browallia New"/>
+                <w:szCs w:val="22"/>
+              </w:rPr>
+              <w:t xml:space="preserve">ความริเริ่มสร้างสรรค์ </w:t>
+            </w:r>
+          </w:p>
+          <w:p>
+            <w:pPr>
+              <w:rPr>
+                <w:szCs w:val="22"/>
+              </w:rPr>
+            </w:pPr>
+            <w:r>
+              <w:rPr>
+                <w:rFonts w:ascii="Browallia New" w:eastAsia="Browallia New" w:hAnsi="Browallia New" w:cs="Browallia New"/>
+                <w:szCs w:val="22"/>
+              </w:rPr>
+              <w:t>Initiative</w:t>
+            </w:r>
+          </w:p>
+        </w:tc>
+        <w:tc>
+          <w:tcPr>
+            <w:tcW w:w="1011" w:type="dxa"/>
+            <w:shd w:val="clear" w:color="auto" w:fill="FFF2CC"/>
+          </w:tcPr>
+          <w:p>
+            <w:pPr>
+              <w:jc w:val="center"/>
+            </w:pPr>
+            <w:sdt>
+              <w:sdtPr>
+                <w:id w:val="100031"/>
+                <w14:checkbox>
+                  <w14:checked w14:val="0"/>
+                  <w14:checkedState w14:val="2612" w14:font="MS Gothic"/>
+                  <w14:uncheckedState w14:val="2610" w14:font="MS Gothic"/>
+                </w14:checkbox>
+              </w:sdtPr>
+              <w:sdtEndPr/>
               <w:sdtContent>
                 <w:r>
                   <w:rPr>
@@ -5687,13 +6131,14 @@
             </w:pPr>
             <w:sdt>
               <w:sdtPr>
-                <w:id w:val="100025"/>
+                <w:id w:val="100032"/>
                 <w14:checkbox>
                   <w14:checked w14:val="0"/>
                   <w14:checkedState w14:val="2612" w14:font="MS Gothic"/>
                   <w14:uncheckedState w14:val="2610" w14:font="MS Gothic"/>
                 </w14:checkbox>
               </w:sdtPr>
+              <w:sdtEndPr/>
               <w:sdtContent>
                 <w:r>
                   <w:rPr>
@@ -5706,48 +6151,6 @@
             </w:sdt>
           </w:p>
         </w:tc>
-      </w:tr>
-      <w:tr>
-        <w:trPr>
-          <w:jc w:val="center"/>
-        </w:trPr>
-        <w:tc>
-          <w:tcPr>
-            <w:tcW w:w="4136" w:type="dxa"/>
-          </w:tcPr>
-          <w:p>
-            <w:pPr>
-              <w:rPr>
-                <w:rFonts w:ascii="Browallia New" w:eastAsia="Browallia New" w:hAnsi="Browallia New" w:cs="Browallia New"/>
-                <w:szCs w:val="22"/>
-                <w:lang w:bidi="th-TH"/>
-              </w:rPr>
-            </w:pPr>
-            <w:r>
-              <w:rPr>
-                <w:rFonts w:ascii="Browallia New" w:eastAsia="Browallia New" w:hAnsi="Browallia New" w:cs="Browallia New"/>
-                <w:szCs w:val="22"/>
-              </w:rPr>
-              <w:t xml:space="preserve">การปรับตัว </w:t>
-            </w:r>
-          </w:p>
-          <w:p>
-            <w:pPr>
-              <w:rPr>
-                <w:rFonts w:ascii="Browallia New" w:eastAsia="Browallia New" w:hAnsi="Browallia New" w:cs="Browallia New"/>
-                <w:szCs w:val="22"/>
-                <w:lang w:bidi="th-TH"/>
-              </w:rPr>
-            </w:pPr>
-            <w:r>
-              <w:rPr>
-                <w:rFonts w:ascii="Browallia New" w:eastAsia="Browallia New" w:hAnsi="Browallia New" w:cs="Browallia New"/>
-                <w:szCs w:val="22"/>
-              </w:rPr>
-              <w:t>Adaptability</w:t>
-            </w:r>
-          </w:p>
-        </w:tc>
         <w:tc>
           <w:tcPr>
             <w:tcW w:w="1011" w:type="dxa"/>
@@ -5759,13 +6162,14 @@
             </w:pPr>
             <w:sdt>
               <w:sdtPr>
-                <w:id w:val="100026"/>
+                <w:id w:val="100033"/>
                 <w14:checkbox>
                   <w14:checked w14:val="0"/>
                   <w14:checkedState w14:val="2612" w14:font="MS Gothic"/>
                   <w14:uncheckedState w14:val="2610" w14:font="MS Gothic"/>
                 </w14:checkbox>
               </w:sdtPr>
+              <w:sdtEndPr/>
               <w:sdtContent>
                 <w:r>
                   <w:rPr>
@@ -5789,103 +6193,44 @@
             </w:pPr>
             <w:sdt>
               <w:sdtPr>
-                <w:id w:val="100027"/>
+                <w:id w:val="100034"/>
+                <w14:checkbox>
+                  <w14:checked w14:val="1"/>
+                  <w14:checkedState w14:val="2612" w14:font="MS Gothic"/>
+                  <w14:uncheckedState w14:val="2610" w14:font="MS Gothic"/>
+                </w14:checkbox>
+              </w:sdtPr>
+              <w:sdtEndPr/>
+              <w:sdtContent>
+                <w:r>
+                  <w:rPr>
+                    <w:rFonts w:ascii="MS Gothic" w:eastAsia="MS Gothic" w:hAnsi="MS Gothic" w:hint="eastAsia"/>
+                  </w:rPr>
+                  <w:t>☒</w:t>
+                </w:r>
+              </w:sdtContent>
+            </w:sdt>
+          </w:p>
+        </w:tc>
+        <w:tc>
+          <w:tcPr>
+            <w:tcW w:w="1011" w:type="dxa"/>
+            <w:shd w:val="clear" w:color="auto" w:fill="FFF2CC"/>
+          </w:tcPr>
+          <w:p>
+            <w:pPr>
+              <w:jc w:val="center"/>
+            </w:pPr>
+            <w:sdt>
+              <w:sdtPr>
+                <w:id w:val="100035"/>
                 <w14:checkbox>
                   <w14:checked w14:val="0"/>
                   <w14:checkedState w14:val="2612" w14:font="MS Gothic"/>
                   <w14:uncheckedState w14:val="2610" w14:font="MS Gothic"/>
                 </w14:checkbox>
               </w:sdtPr>
-              <w:sdtContent>
-                <w:r>
-                  <w:rPr>
-                    <w:rFonts w:ascii="MS Gothic" w:eastAsia="MS Gothic" w:hAnsi="MS Gothic" w:hint="eastAsia"/>
-                    <w:sz w:val="28"/>
-                  </w:rPr>
-                  <w:t>☐</w:t>
-                </w:r>
-              </w:sdtContent>
-            </w:sdt>
-          </w:p>
-        </w:tc>
-        <w:tc>
-          <w:tcPr>
-            <w:tcW w:w="1011" w:type="dxa"/>
-            <w:shd w:val="clear" w:color="auto" w:fill="FFF2CC"/>
-          </w:tcPr>
-          <w:p>
-            <w:pPr>
-              <w:jc w:val="center"/>
-            </w:pPr>
-            <w:sdt>
-              <w:sdtPr>
-                <w:id w:val="100028"/>
-                <w14:checkbox>
-                  <w14:checked w14:val="0"/>
-                  <w14:checkedState w14:val="2612" w14:font="MS Gothic"/>
-                  <w14:uncheckedState w14:val="2610" w14:font="MS Gothic"/>
-                </w14:checkbox>
-              </w:sdtPr>
-              <w:sdtContent>
-                <w:r>
-                  <w:rPr>
-                    <w:rFonts w:ascii="MS Gothic" w:eastAsia="MS Gothic" w:hAnsi="MS Gothic" w:hint="eastAsia"/>
-                    <w:sz w:val="28"/>
-                  </w:rPr>
-                  <w:t>☐</w:t>
-                </w:r>
-              </w:sdtContent>
-            </w:sdt>
-          </w:p>
-        </w:tc>
-        <w:tc>
-          <w:tcPr>
-            <w:tcW w:w="1011" w:type="dxa"/>
-            <w:shd w:val="clear" w:color="auto" w:fill="FFF2CC"/>
-          </w:tcPr>
-          <w:p>
-            <w:pPr>
-              <w:jc w:val="center"/>
-            </w:pPr>
-            <w:sdt>
-              <w:sdtPr>
-                <w:id w:val="100029"/>
-                <w14:checkbox>
-                  <w14:checked w14:val="0"/>
-                  <w14:checkedState w14:val="2612" w14:font="MS Gothic"/>
-                  <w14:uncheckedState w14:val="2610" w14:font="MS Gothic"/>
-                </w14:checkbox>
-              </w:sdtPr>
-              <w:sdtContent>
-                <w:r>
-                  <w:rPr>
-                    <w:rFonts w:ascii="MS Gothic" w:eastAsia="MS Gothic" w:hAnsi="MS Gothic" w:hint="eastAsia"/>
-                    <w:sz w:val="28"/>
-                  </w:rPr>
-                  <w:t>☐</w:t>
-                </w:r>
-              </w:sdtContent>
-            </w:sdt>
-          </w:p>
-        </w:tc>
-        <w:tc>
-          <w:tcPr>
-            <w:tcW w:w="1011" w:type="dxa"/>
-            <w:shd w:val="clear" w:color="auto" w:fill="FFF2CC"/>
-          </w:tcPr>
-          <w:p>
-            <w:pPr>
-              <w:jc w:val="center"/>
-            </w:pPr>
-            <w:sdt>
-              <w:sdtPr>
-                <w:id w:val="100030"/>
-                <w14:checkbox>
-                  <w14:checked w14:val="0"/>
-                  <w14:checkedState w14:val="2612" w14:font="MS Gothic"/>
-                  <w14:uncheckedState w14:val="2610" w14:font="MS Gothic"/>
-                </w14:checkbox>
-              </w:sdtPr>
+              <w:sdtEndPr/>
               <w:sdtContent>
                 <w:r>
                   <w:rPr>
@@ -5898,195 +6243,6 @@
           </w:p>
         </w:tc>
       </w:tr>
-      <w:tr>
-        <w:trPr>
-          <w:jc w:val="center"/>
-        </w:trPr>
-        <w:tc>
-          <w:tcPr>
-            <w:tcW w:w="4136" w:type="dxa"/>
-          </w:tcPr>
-          <w:p>
-            <w:pPr>
-              <w:rPr>
-                <w:rFonts w:ascii="Browallia New" w:eastAsia="Browallia New" w:hAnsi="Browallia New" w:cs="Browallia New"/>
-                <w:szCs w:val="22"/>
-                <w:lang w:bidi="th-TH"/>
-              </w:rPr>
-            </w:pPr>
-            <w:r>
-              <w:rPr>
-                <w:rFonts w:ascii="Browallia New" w:eastAsia="Browallia New" w:hAnsi="Browallia New" w:cs="Browallia New"/>
-                <w:szCs w:val="22"/>
-              </w:rPr>
-              <w:t xml:space="preserve">ความริเริ่มสร้างสรรค์ </w:t>
-            </w:r>
-          </w:p>
-          <w:p>
-            <w:pPr>
-              <w:rPr>
-                <w:szCs w:val="22"/>
-              </w:rPr>
-            </w:pPr>
-            <w:r>
-              <w:rPr>
-                <w:rFonts w:ascii="Browallia New" w:eastAsia="Browallia New" w:hAnsi="Browallia New" w:cs="Browallia New"/>
-                <w:szCs w:val="22"/>
-              </w:rPr>
-              <w:t>Initiative</w:t>
-            </w:r>
-          </w:p>
-        </w:tc>
-        <w:tc>
-          <w:tcPr>
-            <w:tcW w:w="1011" w:type="dxa"/>
-            <w:shd w:val="clear" w:color="auto" w:fill="FFF2CC"/>
-          </w:tcPr>
-          <w:p>
-            <w:pPr>
-              <w:jc w:val="center"/>
-            </w:pPr>
-            <w:sdt>
-              <w:sdtPr>
-                <w:id w:val="100031"/>
-                <w14:checkbox>
-                  <w14:checked w14:val="0"/>
-                  <w14:checkedState w14:val="2612" w14:font="MS Gothic"/>
-                  <w14:uncheckedState w14:val="2610" w14:font="MS Gothic"/>
-                </w14:checkbox>
-              </w:sdtPr>
-              <w:sdtContent>
-                <w:r>
-                  <w:rPr>
-                    <w:rFonts w:ascii="MS Gothic" w:eastAsia="MS Gothic" w:hAnsi="MS Gothic" w:hint="eastAsia"/>
-                    <w:sz w:val="28"/>
-                  </w:rPr>
-                  <w:t>☐</w:t>
-                </w:r>
-              </w:sdtContent>
-            </w:sdt>
-          </w:p>
-        </w:tc>
-        <w:tc>
-          <w:tcPr>
-            <w:tcW w:w="1011" w:type="dxa"/>
-            <w:shd w:val="clear" w:color="auto" w:fill="FFF2CC"/>
-          </w:tcPr>
-          <w:p>
-            <w:pPr>
-              <w:jc w:val="center"/>
-            </w:pPr>
-            <w:sdt>
-              <w:sdtPr>
-                <w:id w:val="100032"/>
-                <w14:checkbox>
-                  <w14:checked w14:val="0"/>
-                  <w14:checkedState w14:val="2612" w14:font="MS Gothic"/>
-                  <w14:uncheckedState w14:val="2610" w14:font="MS Gothic"/>
-                </w14:checkbox>
-              </w:sdtPr>
-              <w:sdtContent>
-                <w:r>
-                  <w:rPr>
-                    <w:rFonts w:ascii="MS Gothic" w:eastAsia="MS Gothic" w:hAnsi="MS Gothic" w:hint="eastAsia"/>
-                    <w:sz w:val="28"/>
-                  </w:rPr>
-                  <w:t>☐</w:t>
-                </w:r>
-              </w:sdtContent>
-            </w:sdt>
-          </w:p>
-        </w:tc>
-        <w:tc>
-          <w:tcPr>
-            <w:tcW w:w="1011" w:type="dxa"/>
-            <w:shd w:val="clear" w:color="auto" w:fill="FFF2CC"/>
-          </w:tcPr>
-          <w:p>
-            <w:pPr>
-              <w:jc w:val="center"/>
-            </w:pPr>
-            <w:sdt>
-              <w:sdtPr>
-                <w:id w:val="100033"/>
-                <w14:checkbox>
-                  <w14:checked w14:val="0"/>
-                  <w14:checkedState w14:val="2612" w14:font="MS Gothic"/>
-                  <w14:uncheckedState w14:val="2610" w14:font="MS Gothic"/>
-                </w14:checkbox>
-              </w:sdtPr>
-              <w:sdtContent>
-                <w:r>
-                  <w:rPr>
-                    <w:rFonts w:ascii="MS Gothic" w:eastAsia="MS Gothic" w:hAnsi="MS Gothic" w:hint="eastAsia"/>
-                    <w:sz w:val="28"/>
-                  </w:rPr>
-                  <w:t>☐</w:t>
-                </w:r>
-              </w:sdtContent>
-            </w:sdt>
-          </w:p>
-        </w:tc>
-        <w:tc>
-          <w:tcPr>
-            <w:tcW w:w="1011" w:type="dxa"/>
-            <w:shd w:val="clear" w:color="auto" w:fill="FFF2CC"/>
-          </w:tcPr>
-          <w:p>
-            <w:pPr>
-              <w:jc w:val="center"/>
-            </w:pPr>
-            <w:sdt>
-              <w:sdtPr>
-                <w:id w:val="100034"/>
-                <w14:checkbox>
-                  <w14:checked w14:val="0"/>
-                  <w14:checkedState w14:val="2612" w14:font="MS Gothic"/>
-                  <w14:uncheckedState w14:val="2610" w14:font="MS Gothic"/>
-                </w14:checkbox>
-              </w:sdtPr>
-              <w:sdtContent>
-                <w:r>
-                  <w:rPr>
-                    <w:rFonts w:ascii="MS Gothic" w:eastAsia="MS Gothic" w:hAnsi="MS Gothic" w:hint="eastAsia"/>
-                    <w:sz w:val="28"/>
-                  </w:rPr>
-                  <w:t>☐</w:t>
-                </w:r>
-              </w:sdtContent>
-            </w:sdt>
-          </w:p>
-        </w:tc>
-        <w:tc>
-          <w:tcPr>
-            <w:tcW w:w="1011" w:type="dxa"/>
-            <w:shd w:val="clear" w:color="auto" w:fill="FFF2CC"/>
-          </w:tcPr>
-          <w:p>
-            <w:pPr>
-              <w:jc w:val="center"/>
-            </w:pPr>
-            <w:sdt>
-              <w:sdtPr>
-                <w:id w:val="100035"/>
-                <w14:checkbox>
-                  <w14:checked w14:val="0"/>
-                  <w14:checkedState w14:val="2612" w14:font="MS Gothic"/>
-                  <w14:uncheckedState w14:val="2610" w14:font="MS Gothic"/>
-                </w14:checkbox>
-              </w:sdtPr>
-              <w:sdtContent>
-                <w:r>
-                  <w:rPr>
-                    <w:rFonts w:ascii="MS Gothic" w:eastAsia="MS Gothic" w:hAnsi="MS Gothic" w:hint="eastAsia"/>
-                  </w:rPr>
-                  <w:t>☐</w:t>
-                </w:r>
-              </w:sdtContent>
-            </w:sdt>
-          </w:p>
-        </w:tc>
-      </w:tr>
     </w:tbl>
     <w:p>
       <w:pPr>
@@ -6100,7 +6256,15 @@
           <w:b/>
           <w:sz w:val="26"/>
         </w:rPr>
-        <w:t>4ค</w:t>
+        <w:t>4</w:t>
+      </w:r>
+      <w:r>
+        <w:rPr>
+          <w:rFonts w:ascii="Browallia New" w:eastAsia="Browallia New" w:hAnsi="Browallia New" w:cs="Browallia New"/>
+          <w:b/>
+          <w:sz w:val="26"/>
+        </w:rPr>
+        <w:t>ค</w:t>
       </w:r>
       <w:r>
         <w:rPr>
@@ -6118,7 +6282,15 @@
           <w:b/>
           <w:sz w:val="26"/>
         </w:rPr>
-        <w:t>(ii) ความรู้และทักษะเฉพาะสายงาน (Functional Knowledge &amp; Skills)</w:t>
+        <w:t xml:space="preserve">(ii) </w:t>
+      </w:r>
+      <w:r>
+        <w:rPr>
+          <w:rFonts w:ascii="Browallia New" w:eastAsia="Browallia New" w:hAnsi="Browallia New" w:cs="Browallia New"/>
+          <w:b/>
+          <w:sz w:val="26"/>
+        </w:rPr>
+        <w:t>ความรู้และทักษะเฉพาะสายงาน (Functional Knowledge &amp; Skills)</w:t>
       </w:r>
     </w:p>
     <w:tbl>
@@ -6345,6 +6517,7 @@
                   <w14:uncheckedState w14:val="2610" w14:font="MS Gothic"/>
                 </w14:checkbox>
               </w:sdtPr>
+              <w:sdtEndPr/>
               <w:sdtContent>
                 <w:r>
                   <w:rPr>
@@ -6375,6 +6548,7 @@
                   <w14:uncheckedState w14:val="2610" w14:font="MS Gothic"/>
                 </w14:checkbox>
               </w:sdtPr>
+              <w:sdtEndPr/>
               <w:sdtContent>
                 <w:r>
                   <w:rPr>
@@ -6405,6 +6579,7 @@
                   <w14:uncheckedState w14:val="2610" w14:font="MS Gothic"/>
                 </w14:checkbox>
               </w:sdtPr>
+              <w:sdtEndPr/>
               <w:sdtContent>
                 <w:r>
                   <w:rPr>
@@ -6435,6 +6610,7 @@
                   <w14:uncheckedState w14:val="2610" w14:font="MS Gothic"/>
                 </w14:checkbox>
               </w:sdtPr>
+              <w:sdtEndPr/>
               <w:sdtContent>
                 <w:r>
                   <w:rPr>
@@ -6465,6 +6641,7 @@
                   <w14:uncheckedState w14:val="2610" w14:font="MS Gothic"/>
                 </w14:checkbox>
               </w:sdtPr>
+              <w:sdtEndPr/>
               <w:sdtContent>
                 <w:r>
                   <w:rPr>
@@ -6507,6 +6684,7 @@
                   <w14:uncheckedState w14:val="2610" w14:font="MS Gothic"/>
                 </w14:checkbox>
               </w:sdtPr>
+              <w:sdtEndPr/>
               <w:sdtContent>
                 <w:r>
                   <w:rPr>
@@ -6537,6 +6715,7 @@
                   <w14:uncheckedState w14:val="2610" w14:font="MS Gothic"/>
                 </w14:checkbox>
               </w:sdtPr>
+              <w:sdtEndPr/>
               <w:sdtContent>
                 <w:r>
                   <w:rPr>
@@ -6567,6 +6746,7 @@
                   <w14:uncheckedState w14:val="2610" w14:font="MS Gothic"/>
                 </w14:checkbox>
               </w:sdtPr>
+              <w:sdtEndPr/>
               <w:sdtContent>
                 <w:r>
                   <w:rPr>
@@ -6597,6 +6777,7 @@
                   <w14:uncheckedState w14:val="2610" w14:font="MS Gothic"/>
                 </w14:checkbox>
               </w:sdtPr>
+              <w:sdtEndPr/>
               <w:sdtContent>
                 <w:r>
                   <w:rPr>
@@ -6627,6 +6808,7 @@
                   <w14:uncheckedState w14:val="2610" w14:font="MS Gothic"/>
                 </w14:checkbox>
               </w:sdtPr>
+              <w:sdtEndPr/>
               <w:sdtContent>
                 <w:r>
                   <w:rPr>
@@ -6669,6 +6851,7 @@
                   <w14:uncheckedState w14:val="2610" w14:font="MS Gothic"/>
                 </w14:checkbox>
               </w:sdtPr>
+              <w:sdtEndPr/>
               <w:sdtContent>
                 <w:r>
                   <w:rPr>
@@ -6699,6 +6882,7 @@
                   <w14:uncheckedState w14:val="2610" w14:font="MS Gothic"/>
                 </w14:checkbox>
               </w:sdtPr>
+              <w:sdtEndPr/>
               <w:sdtContent>
                 <w:r>
                   <w:rPr>
@@ -6729,6 +6913,7 @@
                   <w14:uncheckedState w14:val="2610" w14:font="MS Gothic"/>
                 </w14:checkbox>
               </w:sdtPr>
+              <w:sdtEndPr/>
               <w:sdtContent>
                 <w:r>
                   <w:rPr>
@@ -6759,6 +6944,7 @@
                   <w14:uncheckedState w14:val="2610" w14:font="MS Gothic"/>
                 </w14:checkbox>
               </w:sdtPr>
+              <w:sdtEndPr/>
               <w:sdtContent>
                 <w:r>
                   <w:rPr>
@@ -6789,6 +6975,7 @@
                   <w14:uncheckedState w14:val="2610" w14:font="MS Gothic"/>
                 </w14:checkbox>
               </w:sdtPr>
+              <w:sdtEndPr/>
               <w:sdtContent>
                 <w:r>
                   <w:rPr>
@@ -6831,6 +7018,7 @@
                   <w14:uncheckedState w14:val="2610" w14:font="MS Gothic"/>
                 </w14:checkbox>
               </w:sdtPr>
+              <w:sdtEndPr/>
               <w:sdtContent>
                 <w:r>
                   <w:rPr>
@@ -6861,6 +7049,7 @@
                   <w14:uncheckedState w14:val="2610" w14:font="MS Gothic"/>
                 </w14:checkbox>
               </w:sdtPr>
+              <w:sdtEndPr/>
               <w:sdtContent>
                 <w:r>
                   <w:rPr>
@@ -6891,6 +7080,7 @@
                   <w14:uncheckedState w14:val="2610" w14:font="MS Gothic"/>
                 </w14:checkbox>
               </w:sdtPr>
+              <w:sdtEndPr/>
               <w:sdtContent>
                 <w:r>
                   <w:rPr>
@@ -6921,6 +7111,7 @@
                   <w14:uncheckedState w14:val="2610" w14:font="MS Gothic"/>
                 </w14:checkbox>
               </w:sdtPr>
+              <w:sdtEndPr/>
               <w:sdtContent>
                 <w:r>
                   <w:rPr>
@@ -6951,6 +7142,7 @@
                   <w14:uncheckedState w14:val="2610" w14:font="MS Gothic"/>
                 </w14:checkbox>
               </w:sdtPr>
+              <w:sdtEndPr/>
               <w:sdtContent>
                 <w:r>
                   <w:rPr>
@@ -7018,7 +7210,15 @@
                 <w:b/>
                 <w:sz w:val="28"/>
               </w:rPr>
-              <w:t>5. แนวทางการโยกย้าย/เปลี่ยนตำแหน่งที่เป็นไปได้ (Career Mobility Map)</w:t>
+              <w:t xml:space="preserve">5. </w:t>
+            </w:r>
+            <w:r>
+              <w:rPr>
+                <w:rFonts w:ascii="Browallia New" w:eastAsia="Browallia New" w:hAnsi="Browallia New" w:cs="Browallia New"/>
+                <w:b/>
+                <w:sz w:val="28"/>
+              </w:rPr>
+              <w:t>แนวทางการโยกย้าย/เปลี่ยนตำแหน่งที่เป็นไปได้ (Career Mobility Map)</w:t>
             </w:r>
           </w:p>
           <w:p>
@@ -7089,7 +7289,15 @@
                 <w:sz w:val="28"/>
               </w:rPr>
               <w:br/>
-              <w:t>(Lateral / ระดับเดียวกัน)</w:t>
+              <w:t xml:space="preserve">(Lateral / </w:t>
+            </w:r>
+            <w:r>
+              <w:rPr>
+                <w:rFonts w:ascii="Browallia New" w:eastAsia="Browallia New" w:hAnsi="Browallia New" w:cs="Browallia New"/>
+                <w:b/>
+                <w:sz w:val="28"/>
+              </w:rPr>
+              <w:t>ระดับเดียวกัน)</w:t>
             </w:r>
           </w:p>
         </w:tc>
@@ -7919,6 +8127,7 @@
                   <w14:uncheckedState w14:val="2610" w14:font="MS Gothic"/>
                 </w14:checkbox>
               </w:sdtPr>
+              <w:sdtEndPr/>
               <w:sdtContent>
                 <w:r>
                   <w:rPr>
@@ -7956,6 +8165,7 @@
                   <w14:uncheckedState w14:val="2610" w14:font="MS Gothic"/>
                 </w14:checkbox>
               </w:sdtPr>
+              <w:sdtEndPr/>
               <w:sdtContent>
                 <w:r>
                   <w:rPr>
@@ -8168,6 +8378,7 @@
                   <w14:uncheckedState w14:val="2610" w14:font="MS Gothic"/>
                 </w14:checkbox>
               </w:sdtPr>
+              <w:sdtEndPr/>
               <w:sdtContent>
                 <w:r>
                   <w:rPr>
@@ -8198,6 +8409,7 @@
                   <w14:uncheckedState w14:val="2610" w14:font="MS Gothic"/>
                 </w14:checkbox>
               </w:sdtPr>
+              <w:sdtEndPr/>
               <w:sdtContent>
                 <w:r>
                   <w:rPr>
@@ -8252,6 +8464,7 @@
                   <w14:uncheckedState w14:val="2610" w14:font="MS Gothic"/>
                 </w14:checkbox>
               </w:sdtPr>
+              <w:sdtEndPr/>
               <w:sdtContent>
                 <w:r>
                   <w:rPr>
@@ -8323,6 +8536,7 @@
                   <w14:uncheckedState w14:val="2610" w14:font="MS Gothic"/>
                 </w14:checkbox>
               </w:sdtPr>
+              <w:sdtEndPr/>
               <w:sdtContent>
                 <w:r>
                   <w:rPr>
@@ -8354,6 +8568,7 @@
                   <w14:uncheckedState w14:val="2610" w14:font="MS Gothic"/>
                 </w14:checkbox>
               </w:sdtPr>
+              <w:sdtEndPr/>
               <w:sdtContent>
                 <w:r>
                   <w:rPr>
@@ -8415,6 +8630,7 @@
                   <w14:uncheckedState w14:val="2610" w14:font="MS Gothic"/>
                 </w14:checkbox>
               </w:sdtPr>
+              <w:sdtEndPr/>
               <w:sdtContent>
                 <w:r>
                   <w:rPr>
